--- a/MIMs-latest-et.docx
+++ b/MIMs-latest-et.docx
@@ -86,7 +86,7 @@
           <w:color w:val="003399"/>
           <w:sz w:val="52"/>
         </w:rPr>
-        <w:t>Hankekontroll-leht vähimate koostalitlus- mehhanismide (MIMide) abil</w:t>
+        <w:t>Hankekontroll-leht vähimate koostalitlus- mehhanismide (MIMide) põhjal</w:t>
       </w:r>
     </w:p>
     <w:p>
@@ -101,7 +101,7 @@
           <w:color w:val="C2186F"/>
           <w:sz w:val="30"/>
         </w:rPr>
-        <w:t>Mida panna hankesse, et andmed jääksid linnale</w:t>
+        <w:t>Mida määratleda hankedokumentides, et andmed jääksid linna kontrolli alla</w:t>
       </w:r>
     </w:p>
     <w:p>
@@ -116,7 +116,7 @@
           <w:color w:val="5A5A6E"/>
           <w:sz w:val="22"/>
         </w:rPr>
-        <w:t>OASC-i MIMs Plus 9.0 jaoks</w:t>
+        <w:t>Spetsifikatsioon: OASC-i MIMs Plus 9.0</w:t>
       </w:r>
     </w:p>
     <w:p>
@@ -165,7 +165,7 @@
           <w:color w:val="003399"/>
           <w:sz w:val="36"/>
         </w:rPr>
-        <w:t>Miks see teatmik</w:t>
+        <w:t>Selle teatmiku eesmärk</w:t>
       </w:r>
     </w:p>
     <w:p>
@@ -191,7 +191,7 @@
           <w:i w:val="0"/>
           <w:sz w:val="21"/>
         </w:rPr>
-        <w:t>See ei pea nii olema. Vähimad koostalitlusmehhanismid (MIMid), mida haldab Open &amp; Agile Smart Cities (OASC) ja toetab Euroopa liikumine living-in.eu, kirjeldavad tehnilisi miinimumnõudeid, mis hoiavad teie andmed avatuna, korduvkasutatavana ja tarnijaneutraalsena. Need on teadlikult kompaktsed: mitte hiiglaslik arhitektuur, vaid üksikud vältimatud tingimused süsteemide omavaheliseks suhtluseks.</w:t>
+        <w:t>See ei pea nii olema. Vähimad koostalitlusmehhanismid (MIMid), mida haldab Open &amp; Agile Smart Cities (OASC) ja toetab Euroopa liikumine living-in.eu, kirjeldavad tehnilisi miinimumnõudeid, mis hoiavad teie andmed avatuna, korduvkasutatavana ja tarnijaneutraalsena. Need on teadlikult väikesed: mitte mahukas arhitektuur, vaid üksikud tingimused, mis peavad süsteemide andmevahetuseks täidetud olema.</w:t>
       </w:r>
     </w:p>
     <w:p>
@@ -204,7 +204,7 @@
           <w:i w:val="0"/>
           <w:sz w:val="21"/>
         </w:rPr>
-        <w:t>Nende kasutamiseks ei pea olema insener. Iga kontroll-leht teisendab ühe MIMi selgesõnalisteks hanketingimusteks, mida saate kopeerida riigihankesse, selgitades ühtlasi, kuidas iga nõue teid kaitseb. Vahetult kontroll-lehe järel leiate selle MIMi nõuded sõna-sõnalt, et teie tehnilised spetsialistid ja pakkujad saaksid detaile kontrollida.</w:t>
+        <w:t>Selle teatmiku kasutamiseks ei ole vaja tehnilist tausta. Iga kontroll-leht teisendab ühe MIMi selgesõnalisteks kontroll-lehe punktideks, mida saate hankesse kopeerida, lisades põhjenduse, miks igaüks neist teid kaitseb. Vahetult pärast kontroll-lehte leiate selle MIMi kõik nõuded sõna-sõnalt, et teie tehnilised kolleegid ja pakkujad saaksid detaile kontrollida.</w:t>
       </w:r>
     </w:p>
     <w:p>
@@ -372,7 +372,7 @@
                 <w:color w:val="003399"/>
                 <w:sz w:val="19"/>
               </w:rPr>
-              <w:t>Koostalitlusvõimelise Euroopa määrus</w:t>
+              <w:t>Euroopa koostalitlusvõime määrus</w:t>
             </w:r>
             <w:r>
               <w:rPr>
@@ -420,7 +420,7 @@
                 <w:i w:val="0"/>
                 <w:sz w:val="19"/>
               </w:rPr>
-              <w:t>väärtuslikud andmestikud avaldatakse tasuta, masinloetavalt ja API-de kaudu.</w:t>
+              <w:t>suure väärtusega andmestikud avaldatakse tasuta, masinloetavalt ja API-de kaudu.</w:t>
             </w:r>
           </w:p>
           <w:p>
@@ -451,7 +451,7 @@
                 <w:i w:val="0"/>
                 <w:sz w:val="19"/>
               </w:rPr>
-              <w:t>küberturvalisuse baasnõuded; siseriiklik õigus määrab, kui kaugele see kohaliku omavalitsuse puhul ulatub.</w:t>
+              <w:t>küberturvalisuse baasnõuded; siseriiklik õigus määrab selle kohaldamisala kohalikele omavalitsustele.</w:t>
             </w:r>
           </w:p>
           <w:p>
@@ -839,7 +839,7 @@
                 <w:i w:val="0"/>
                 <w:sz w:val="19"/>
               </w:rPr>
-              <w:t>Kontroll-lehe punktides on kirjas „peab” ka seal, kus spetsifikatsioon ainult soovitab (peaks) või loetleb võimaliku mehhanismi. See on hankija otsus.</w:t>
+              <w:t>Kontroll-lehe punktides esitatakse iga punkt nõudena ka seal, kus spetsifikatsioon ainult soovitab (peaks) või loetleb võimaliku mehhanismi. See on hankija otsus.</w:t>
             </w:r>
           </w:p>
         </w:tc>
@@ -888,7 +888,7 @@
           <w:i w:val="0"/>
           <w:sz w:val="21"/>
         </w:rPr>
-        <w:t>Seitse väikest mehhanismi, üks eesmärk: teie andmed jäävad teile ja teie süsteemid suudavad omavahel suhelda.</w:t>
+        <w:t>Seitse väikest mehhanismi, üks eesmärk: andmed jäävad linna kontrolli alla ja süsteemid töötavad koos.</w:t>
       </w:r>
     </w:p>
     <w:p>
@@ -1109,7 +1109,7 @@
           <w:i w:val="0"/>
           <w:sz w:val="19"/>
         </w:rPr>
-        <w:t>Andmestikud on kataloogitud ning neid jagatakse tüüptingimuste ja selge halduse alusel.</w:t>
+        <w:t>Andmestikud on kataloogitud ning neid jagatakse tüüplitsentside ja selge juhtimismudeli alusel.</w:t>
       </w:r>
     </w:p>
     <w:p>
@@ -1524,7 +1524,7 @@
           <w:i w:val="0"/>
           <w:sz w:val="20"/>
         </w:rPr>
-        <w:t>Kõik andmed, mida süsteem kogub või toodab, on standardsel veebi-API-l kättesaadavad vähemalt ühes masinloetavas vormingus (nt JSON, CSV).</w:t>
+        <w:t>Kõik andmed, mida süsteem kogub või toodab, on standardse veebi-API kaudu kättesaadavad vähemalt ühes masinloetavas vormingus (nt JSON, CSV).</w:t>
       </w:r>
     </w:p>
     <w:p>
@@ -1646,7 +1646,7 @@
           <w:color w:val="5A5A6E"/>
           <w:sz w:val="18"/>
         </w:rPr>
-        <w:t xml:space="preserve">Pärite seda, mida vajate, mitte igal ööl terveid andmemassiive.   </w:t>
+        <w:t xml:space="preserve">Pärite seda, mida vajate, mitte igal ööl täielikku andmetõmmist.   </w:t>
       </w:r>
       <w:r>
         <w:rPr>
@@ -1686,7 +1686,7 @@
           <w:i w:val="0"/>
           <w:sz w:val="20"/>
         </w:rPr>
-        <w:t>Kui kasutusjuht vajab reaalajas andmeid, saavad tarbijad pideva pärimise asemel tellida teavitusi muudatuste kohta (veebihaagid, MQTT vms).</w:t>
+        <w:t>Kui kasutusjuht vajab reaalajas andmeid, saavad tarbijad pideva pärimise asemel tellida teavitusi muudatuste kohta (webhook'id, MQTT vms).</w:t>
       </w:r>
     </w:p>
     <w:p>
@@ -1945,7 +1945,7 @@
                 <w:i w:val="0"/>
                 <w:sz w:val="18"/>
               </w:rPr>
-              <w:t>Päringupõhine tasu linna enda andmete eest (vt tingimust „Kasutaja- ja päringutasude puudumine”).</w:t>
+              <w:t>Päringupõhine tasu linna enda andmete eest (vt tingimust „Oma andmete tasuta kättesaadavus”).</w:t>
             </w:r>
           </w:p>
         </w:tc>
@@ -2218,7 +2218,7 @@
                 <w:i w:val="0"/>
                 <w:sz w:val="16"/>
               </w:rPr>
-              <w:t>Andmesisu kasutatavad andmemudelid peaksid olema määratud (vt MIM2)</w:t>
+              <w:t>Andmesisus (payload) kasutatavad andmemudelid peaksid olema määratud (vt MIM2)</w:t>
             </w:r>
           </w:p>
         </w:tc>
@@ -2320,7 +2320,7 @@
                 <w:i w:val="0"/>
                 <w:sz w:val="16"/>
               </w:rPr>
-              <w:t>Süsteemid PEAVAD pakkuma andmeid struktureeritud ja järjepideva liidese kaudu</w:t>
+              <w:t>Süsteemid PEAVAD pakkuma andmeid struktureeritud ja ühtse liidese kaudu</w:t>
             </w:r>
           </w:p>
         </w:tc>
@@ -2480,19 +2480,19 @@
               <w:br/>
               <w:t>API-d PEAKSID näitama järgmise eeldatava uuenduse ajatemplit</w:t>
               <w:br/>
-              <w:t>API-d PEAKSID toetama otspunktide selget versioonihaldust</w:t>
+              <w:t>API-d PEAKSID toetama endpoint'ide selget versioonihaldust</w:t>
               <w:br/>
               <w:t>API-d PEAKSID pakkuma näidisandmeid või testpäringuid</w:t>
               <w:br/>
               <w:t>API-d PEAKSID toetama standardseid HTTP vahemällu salvestamise päiseid</w:t>
               <w:br/>
-              <w:t>API-d PEAKSID edastama päringulimiidi staatust standardsete HTTP päiste kaudu</w:t>
+              <w:t>API-d PEAKSID edastama päringulimiidi olekut standardsete HTTP päiste kaudu</w:t>
               <w:br/>
               <w:t>API-d PEAKSID tagastama struktureeritud veateateid</w:t>
               <w:br/>
               <w:t>API-d VÕIVAD toetada osalisi vastuseid või päringu projektsioone</w:t>
               <w:br/>
-              <w:t>API-d VÕIVAD pakkuda standardset tervise-/olekukontrolli otspunkti</w:t>
+              <w:t>API-d VÕIVAD pakkuda standardset tervise-/olekukontrolli endpoint'i</w:t>
             </w:r>
           </w:p>
         </w:tc>
@@ -2951,7 +2951,7 @@
           <w:i w:val="0"/>
           <w:sz w:val="20"/>
         </w:rPr>
-        <w:t>Identifikaatori järgi saab teha päringu olemi andmete ja selle tähenduse (tüübi) masinloetavaks allalaadimiseks.</w:t>
+        <w:t>Identifikaatori alusel saab teha päringu olemi andmete ja selle tähenduse (tüübi) masinloetavaks pärimiseks.</w:t>
       </w:r>
     </w:p>
     <w:p>
@@ -3059,7 +3059,7 @@
           <w:i w:val="0"/>
           <w:sz w:val="20"/>
         </w:rPr>
-        <w:t>Identifikaatorid ei sisalda tarnija sisemisi tunnuseid (andmebaasi reaindeksid, serverinimed).</w:t>
+        <w:t>Identifikaatorid ei sisalda tarnija sisemisi tunnuseid (andmebaasi rea ID-d, serverinimed).</w:t>
       </w:r>
     </w:p>
     <w:p>
@@ -4206,7 +4206,7 @@
           <w:i w:val="0"/>
           <w:sz w:val="20"/>
         </w:rPr>
-        <w:t>Laiendused tarnitakse dokumenteeritud profiilidena/täiendustena standardmudeli peal — mitte kunagi muudetud eraharu kujul.</w:t>
+        <w:t>Laiendused tarnitakse dokumenteeritud profiilidena/täiendustena standardmudeli peal — mitte kunagi muudetud privaatse fork'ina.</w:t>
       </w:r>
     </w:p>
     <w:p>
@@ -4443,7 +4443,7 @@
                 <w:i w:val="0"/>
                 <w:sz w:val="18"/>
               </w:rPr>
-              <w:t>Dokumentatsioon on kättesaadav ainult konfidentsiaalsuslepingu alusel.</w:t>
+              <w:t>Dokumentatsioon on kättesaadav ainult NDA alusel.</w:t>
             </w:r>
           </w:p>
         </w:tc>
@@ -4969,7 +4969,7 @@
                 <w:i w:val="0"/>
                 <w:sz w:val="16"/>
               </w:rPr>
-              <w:t>Andmeedastusvormingu dokumentatsioon peaks olema piisav, et võimaldada mitteomandusliku rakenduse või interpretaatori loomist, mis suudab rekonstrueerida kõik sellises andmevormingus salvestatud andmed.</w:t>
+              <w:t>Andmeedastusvormingu dokumentatsioon peaks olema piisav, et võimaldada mitteomandusliku rakenduse või interpretaatori loomist, mis suudab taastada kõik sellises andmevormingus salvestatud andmed.</w:t>
             </w:r>
           </w:p>
         </w:tc>
@@ -4985,7 +4985,7 @@
                 <w:color w:val="5A5A6E"/>
                 <w:sz w:val="16"/>
               </w:rPr>
-              <w:t>The documentation of the data transport format should be sufficient to allow the creation of non-proprietary application or interpretor that is able to reconstruct all the data stored in such a data format.</w:t>
+              <w:t>The documentation of the data transport format should be sufficient to allow the creation of non-proprietary application or interpretor [sic] that is able to reconstruct all the data stored in such a data format.</w:t>
             </w:r>
           </w:p>
         </w:tc>
@@ -5317,7 +5317,7 @@
           <w:i w:val="0"/>
           <w:sz w:val="20"/>
         </w:rPr>
-        <w:t>Kõiki linna andmeid ei saa lihtsalt avalikustada: osa on ärilised, osa tundlikud. MIM3 võimaldab ka neid turvaliselt jagada: otsitav kataloog, lepingupõhjad erilahenduste asemel ja kõigile loetavad haldusreeglid. Spetsifikatsioonis on peaaegu kogu MIM3 sõnastatud soovitusena (vt lk 3).</w:t>
+        <w:t>Kõiki linna andmeid ei saa lihtsalt avalikustada: osa on ärilised, osa tundlikud. MIM3 eesmärk on jagada ülejäänut sellegipoolest turvaliselt: otsitav kataloog, mallidel põhinevad litsentsid eraldi koostatud juriidilise teksti asemel ning kõigile loetavad haldusreeglid. Spetsifikatsioonis on peaaegu kogu MIM3 sõnastatud soovitusena (vt lk 3).</w:t>
       </w:r>
     </w:p>
     <w:p>
@@ -5402,7 +5402,7 @@
           <w:i w:val="0"/>
           <w:sz w:val="20"/>
         </w:rPr>
-        <w:t>Andmete kasutamise tingimused ja litsentsid põhinevad tuntud mallidel (nt avatud litsentsid, standardsed andmejagamislepingud), mitte iga andmestiku jaoks eraldi koostatud juriidikal.</w:t>
+        <w:t>Andmete kasutamise tingimused ja litsentsid põhinevad tuntud mallidel (nt avatud litsentsid, standardsed andmejagamislepingud), mitte iga andmestiku jaoks eraldi koostatud juriidilisel tekstil.</w:t>
       </w:r>
     </w:p>
     <w:p>
@@ -5416,7 +5416,7 @@
           <w:color w:val="5A5A6E"/>
           <w:sz w:val="18"/>
         </w:rPr>
-        <w:t xml:space="preserve">Kokkulepped on skaleeritavad; juristidest ei saa kitsaskohta.   </w:t>
+        <w:t xml:space="preserve">Lepingute sõlmimine on hõlpsalt laiendatav ilma iga juhtumi eraldi õigusliku analüüsita.   </w:t>
       </w:r>
       <w:r>
         <w:rPr>
@@ -5470,7 +5470,7 @@
           <w:color w:val="5A5A6E"/>
           <w:sz w:val="18"/>
         </w:rPr>
-        <w:t xml:space="preserve">Haldusõigus jääb omavalitsusele.   </w:t>
+        <w:t xml:space="preserve">Andmehalduse juhtimine jääb omavalitsusele.   </w:t>
       </w:r>
       <w:r>
         <w:rPr>
@@ -6810,7 +6810,7 @@
                 <w:i w:val="0"/>
                 <w:sz w:val="16"/>
               </w:rPr>
-              <w:t>Ökosüsteemis osalejad võivad otsustada jääda ka anonüümseks, kui andmejagamise ökosüsteemi haldusmudel seda võimaldab. Sel juhul võib punkte RC5.1 kuni RC5.4 eirata.</w:t>
+              <w:t>Ökosüsteemis osalejad võivad otsustada jääda ka anonüümseks, kui andmejagamise ökosüsteemi haldusmudel seda võimaldab. Sel juhul punkte RC5.1 kuni RC5.4 ei kohaldata.</w:t>
             </w:r>
           </w:p>
         </w:tc>
@@ -7223,7 +7223,7 @@
           <w:color w:val="003399"/>
           <w:sz w:val="36"/>
         </w:rPr>
-        <w:t>MIM6 · Kas meie andmed on edastamisel ja kasutamisel kaitstud?</w:t>
+        <w:t>MIM6 · Kas meie andmed on kaitstud?</w:t>
       </w:r>
     </w:p>
     <w:p>
@@ -7305,7 +7305,7 @@
           <w:color w:val="5A5A6E"/>
           <w:sz w:val="18"/>
         </w:rPr>
-        <w:t xml:space="preserve">Baashügieen; ka NIS2 eeldab seda, kui see teile kohaldub.   </w:t>
+        <w:t xml:space="preserve">Põhiline turvanõue; seda eeldab ka NIS2 direktiiv, kui see teile kohaldub.   </w:t>
       </w:r>
       <w:r>
         <w:rPr>
@@ -7359,7 +7359,7 @@
           <w:color w:val="5A5A6E"/>
           <w:sz w:val="18"/>
         </w:rPr>
-        <w:t xml:space="preserve">Üks konto töötaja kohta, mitte eraldi konto iga tarnija tootes; lahkujad kaotavad juurdepääsu igal pool korraga.   </w:t>
+        <w:t xml:space="preserve">Üks konto töötaja kohta, mitte eraldi konto iga tarnija tootes; töötaja lahkumisel tühistatakse juurdepääs kõigis süsteemides korraga.   </w:t>
       </w:r>
       <w:r>
         <w:rPr>
@@ -7467,7 +7467,7 @@
           <w:i w:val="0"/>
           <w:sz w:val="20"/>
         </w:rPr>
-        <w:t>Tarnija peab tõendama vastavust standardile ISO/IEC 27001:2022 (või samaväärsele) tema hallatava teenuse osas.</w:t>
+        <w:t>Pakkuja tõendab vastavust standardile ISO/IEC 27001:2022 (või samaväärsele) tema hallatava teenuse osas.</w:t>
       </w:r>
     </w:p>
     <w:p>
@@ -7586,7 +7586,7 @@
                 <w:i w:val="0"/>
                 <w:sz w:val="18"/>
               </w:rPr>
-              <w:t>Kui midagi läheb valesti, näitavad logid täpselt, mis ja kelle poolt toimus.</w:t>
+              <w:t>Pärast intsidenti näitavad logid, mis toimus ja kes tegutses.</w:t>
             </w:r>
           </w:p>
         </w:tc>
@@ -7896,7 +7896,7 @@
                 <w:i w:val="0"/>
                 <w:sz w:val="16"/>
               </w:rPr>
-              <w:t>Teabe ja muude seotud varade juurdepääsuõigused PEAVAD olema antud, üle vaadatud, muudetud ja eemaldatud kooskõlas organisatsiooni valdkonnaspetsiifilise juurdepääsukontrolli poliitika ja reeglitega. (ISO 27001 5.18: Juurdepääsuõigused)</w:t>
+              <w:t>Teabe ja muude seotud varade juurdepääsuõigused PEAVAD olema määratud, üle vaadatud, muudetud ja tühistatud kooskõlas organisatsiooni valdkonnaspetsiifilise juurdepääsukontrolli poliitika ja reeglitega. (ISO 27001 5.18: Juurdepääsuõigused)</w:t>
             </w:r>
           </w:p>
         </w:tc>
@@ -7948,7 +7948,7 @@
                 <w:color w:val="003399"/>
                 <w:sz w:val="16"/>
               </w:rPr>
-              <w:t>Kasutajate ligipääsetavaid andmeid ei ole muudetud</w:t>
+              <w:t>Kasutajate päritud andmeid ei ole muudetud</w:t>
             </w:r>
           </w:p>
         </w:tc>
@@ -9308,7 +9308,7 @@
                 <w:color w:val="003399"/>
                 <w:sz w:val="16"/>
               </w:rPr>
-              <w:t>Linnadel ja kogukondadel on järjepidev ja püsiv viis ruumiandmeallikates sisalduvate kõigi objektide või olemite konkreetsete eksemplaride kirjeldamiseks</w:t>
+              <w:t>Linnadel ja kogukondadel on järjepidev ja püsiv viis ruumiandmeallikates sisalduvate kõigi ruumiobjektide, asjade või olemite konkreetsete eksemplaride kirjeldamiseks</w:t>
             </w:r>
           </w:p>
         </w:tc>
@@ -9698,7 +9698,7 @@
           <w:i w:val="0"/>
           <w:sz w:val="20"/>
         </w:rPr>
-        <w:t>Väljundid kasutavad standardvorminguid (GeoJSON, CityJSON, 3D Tiles, NetCDF…), mida saab kasutada ilma selle tarnija lisatööriistadeta.</w:t>
+        <w:t>Väljundid kasutavad standardvorminguid (GeoJSON, CityJSON, 3D Tiles, NetCDF…), mis on loetavad kolmandate osapoolte tööriistadega.</w:t>
       </w:r>
     </w:p>
     <w:p>
@@ -10412,7 +10412,7 @@
                 <w:i w:val="0"/>
                 <w:sz w:val="16"/>
               </w:rPr>
-              <w:t>Uudsete meetodite (suured keelemudelid, autonoomne tehisintellekt jne) usaldusväärne ja eetiline kasutamine peaks olema tagatud. Eelarvamused ja kallutatus peaks vajaduse korral olema viidud miinimumini. Selle tagamiseks kasutatavaid meetodeid peaks kirjeldama.</w:t>
+              <w:t>Uudsete meetodite (suured keelemudelid, agendipõhine tehisintellekt jne) usaldusväärne, töökindel ja eetiline kasutamine peaks olema tagatud. Kallutatus peaks vajaduse korral olema viidud miinimumini. Selle tagamiseks kasutatavaid meetodeid peaks kirjeldama.</w:t>
             </w:r>
           </w:p>
         </w:tc>
@@ -10811,7 +10811,7 @@
                 <w:color w:val="003399"/>
                 <w:sz w:val="16"/>
               </w:rPr>
-              <w:t>Pakkuda ühistest alusandmetest ja -mudelitest andmete ja tulemuste mitut vaadet (nt 2D, 3D, armatuurlauad) suhtluseks ja võrdluseks</w:t>
+              <w:t>Pakkuda ühistest alusandmetest ja -mudelitest andmete ja tulemuste mitut vaadet (nt 2D, 3D, töölauad) interaktsiooniks ja võrdluseks</w:t>
             </w:r>
           </w:p>
         </w:tc>
@@ -11310,7 +11310,7 @@
                 <w:i w:val="0"/>
                 <w:sz w:val="16"/>
               </w:rPr>
-              <w:t>Mitme vaatega väljund ja visualiseeringute juurdepääs</w:t>
+              <w:t>Juurdepääs mitme vaatega väljunditele ja visualiseeringutele</w:t>
             </w:r>
           </w:p>
         </w:tc>
@@ -11386,7 +11386,7 @@
           <w:color w:val="C2186F"/>
           <w:sz w:val="22"/>
         </w:rPr>
-        <w:t>Kaitsemeetmed lukustatuse vastu</w:t>
+        <w:t>Kaitsemeetmed tarnijalukustuse vastu</w:t>
       </w:r>
     </w:p>
     <w:p>
@@ -11494,7 +11494,7 @@
           <w:color w:val="003399"/>
           <w:sz w:val="21"/>
         </w:rPr>
-        <w:t>X.3  Kasutaja- ja päringutasude puudumine</w:t>
+        <w:t>X.3  Oma andmete tasuta kättesaadavus</w:t>
       </w:r>
     </w:p>
     <w:p>
@@ -11507,7 +11507,7 @@
           <w:i w:val="0"/>
           <w:sz w:val="20"/>
         </w:rPr>
-        <w:t>Linnale ei kohaldata tasusid omaenda andmetele juurdepääsu eest.</w:t>
+        <w:t>Hankija ei maksa oma andmetele juurdepääsu eest tasu ei kasutaja ega päringu kohta.</w:t>
       </w:r>
     </w:p>
     <w:p>
@@ -11615,7 +11615,7 @@
           <w:i w:val="0"/>
           <w:sz w:val="20"/>
         </w:rPr>
-        <w:t>Hankes nimetatakse eespool toodud standardid; väited ühilduvuse kohta peavad viitama täpsele liidesele ja versioonile. Iga viide standardile või tehnilisele kirjeldusele lubab samaväärset lahendust; pakkuja tõendab samaväärsust.</w:t>
+        <w:t>Hankes nimetatakse konkreetsed standardid; väited ühilduvuse kohta peavad viitama täpsele liidesele ja versioonile. Iga viide standardile või tehnilisele kirjeldusele lubab samaväärset lahendust; pakkuja tõendab samaväärsust.</w:t>
       </w:r>
     </w:p>
     <w:p>
@@ -11683,7 +11683,7 @@
           <w:i w:val="0"/>
           <w:sz w:val="20"/>
         </w:rPr>
-        <w:t>Märgitud lehed: MIM0, MIM1, MIM2, MIM6 ja MIM7 (andmed lähevad kaardile). MIM3-st ainult punkt 3.1 (õhukvaliteedi andmed avaldatakse avaandmetena, seega kuuluvad need kataloogi); mitte MIM8: tegemist pole digitaalse kaksikuga.</w:t>
+        <w:t>Märgitud lehed: MIM0, MIM1, MIM2, MIM6 ja MIM7 (andmed lähevad kaardile). MIM3-st ainult punkt 3.1 (õhukvaliteedi andmed avaldatakse avaandmetena, seega kuuluvad need kataloogi); MIM8 ei kohaldu: süsteem ei ole digitaalne kaksik.</w:t>
       </w:r>
     </w:p>
     <w:p>
@@ -11955,7 +11955,7 @@
                 <w:i w:val="0"/>
                 <w:sz w:val="18"/>
               </w:rPr>
-              <w:t>Lepingu lõppemise klausel, Õigused andmetele, Kasutaja- ja päringutasude puudumine, API stabiilsus ja versioonihaldus; täidetud vastavustabel lisana</w:t>
+              <w:t>Lepingu lõppemise klausel, Õigused andmetele, Oma andmete tasuta kättesaadavus, API stabiilsus ja versioonihaldus; täidetud vastavustabel lisana</w:t>
             </w:r>
           </w:p>
         </w:tc>
@@ -12047,7 +12047,7 @@
           <w:i w:val="0"/>
           <w:sz w:val="19"/>
         </w:rPr>
-        <w:t>4.3.1 Kõik andmed, mida süsteem kogub või toodab, on standardsel veebi-API-l kättesaadavad vähemalt ühes masinloetavas vormingus (nt JSON, CSV). (MIMs Plus 9.0, MIM0 R1.1, R1.2)</w:t>
+        <w:t>4.3.1 Kõik andmed, mida süsteem kogub või toodab, on standardse veebi-API kaudu kättesaadavad vähemalt ühes masinloetavas vormingus (nt JSON, CSV). (MIMs Plus 9.0, MIM0 R1.1, R1.2)</w:t>
       </w:r>
     </w:p>
     <w:p>
@@ -12112,7 +12112,7 @@
           <w:i w:val="0"/>
           <w:sz w:val="19"/>
         </w:rPr>
-        <w:t>4.3.23 Pakkuja täidab vastavustabeli (hankedokumentide lisa) ja esitab tõendid iga nõutud punkti kohta. Pakkuja demonstreerib punkte 4.3.1 kuni 4.3.21 pakkumuste hindamise ajal reaalajas API-päringuga; hankija testib neid uuesti vastuvõtmisel. Nende mittetäitmine on alus vastuvõtmisest keeldumiseks.</w:t>
+        <w:t>4.3.23 Pakkuja täidab vastavustabeli (hankedokumentide lisa) ja esitab tõendid iga nõutud punkti kohta. Pakkumuste hindamise ajal demonstreerib pakkuja punkte 4.3.1 kuni 4.3.21 (näiteks reaalajas API-päringuga); pakkumus, mis ei vasta nõutud punktile, ei vasta hankelepingu eseme nõuetele. Hankija kontrollib punkte uuesti vastuvõtmisel; nõuete mittetäitmine sel ajal on alus vastuvõtmisest keeldumiseks.</w:t>
       </w:r>
     </w:p>
     <w:p>
@@ -12486,7 +12486,7 @@
           <w:color w:val="5A5A6E"/>
           <w:sz w:val="18"/>
         </w:rPr>
-        <w:t>Tulevikulubadus on E: komisjon kontrollib ainult seda, mida pakkuja saab näidata.</w:t>
+        <w:t>Tulevikufunktsionaalsuse lubadus loetakse väärtuseks E: komisjon kontrollib ainult seda, mida pakkuja suudab näidata. Nõutud punkti puhul tähendab E, et pakkumus ei vasta hankelepingu eseme nõuetele.</w:t>
       </w:r>
     </w:p>
     <w:p>
@@ -12532,7 +12532,7 @@
           <w:i w:val="0"/>
           <w:sz w:val="19"/>
         </w:rPr>
-        <w:t>Üks rida iga punkti kohta. Hankija märgib ära hankelepingus nõutavad punktid ja lisab tabeli hankedokumentidele pakkumuse kohustusliku lisana. Iga nõutud punkti kohta märgib pakkuja T (täidab), S (täidab samaväärsega) või E (ei täida), lühidalt kuidas ja kus asuvad tõendid: dokumentatsiooni aadress, testjuurdepääs, pakkumuse lehekülg. Pelgast kinnitusest ilma tõendita ei piisa. Hindamiskomisjon kontrollib iga punkti pakkumuste hindamisel ja uuesti üleandmisel (✓ kinnitatud, ✗ kinnitamata, — kontrollimata).</w:t>
+        <w:t>Üks rida iga punkti kohta. Hankija märgib ära hankelepingus nõutavad punktid ja lisab tabeli riigihanke alusdokumentidele pakkumuse kohustusliku lisana. Iga nõutud punkti kohta märgib pakkuja T (täidab), S (täidab samaväärsega) või E (ei täida), lühidalt kuidas ja kus asuvad tõendid: dokumentatsiooni aadress, testjuurdepääs, pakkumuse lehekülg. Pelgast kinnitusest ilma tõendita ei piisa. Hindamiskomisjon kontrollib iga punkti pakkumuste hindamisel ja uuesti üleandmisel (✓ kinnitatud, ✗ kinnitamata, — kontrollimata).</w:t>
       </w:r>
     </w:p>
     <w:p>
@@ -13901,7 +13901,7 @@
                 <w:i w:val="0"/>
                 <w:sz w:val="17"/>
               </w:rPr>
-              <w:t>Andmestikud kataloogitud standardandmetega</w:t>
+              <w:t>Andmestikud kataloogitud standardsete metaandmetega</w:t>
             </w:r>
           </w:p>
         </w:tc>
@@ -14135,7 +14135,7 @@
                 <w:color w:val="FFFFFF"/>
                 <w:sz w:val="17"/>
               </w:rPr>
-              <w:t>MIM6 · Kas meie andmed on edastamisel ja kasutamisel kaitstud?</w:t>
+              <w:t>MIM6 · Kas meie andmed on kaitstud?</w:t>
             </w:r>
           </w:p>
         </w:tc>
@@ -15211,7 +15211,7 @@
                 <w:i w:val="0"/>
                 <w:sz w:val="17"/>
               </w:rPr>
-              <w:t>Väljumisklausel: tasuta üleandmine avatud kujul</w:t>
+              <w:t>Lepingu lõppemine: tasuta üleandmine avatud kujul</w:t>
             </w:r>
           </w:p>
         </w:tc>
@@ -15375,7 +15375,7 @@
                 <w:i w:val="0"/>
                 <w:sz w:val="17"/>
               </w:rPr>
-              <w:t>Oma andmetele ligipääs tasuta</w:t>
+              <w:t>Oma andmete tasuta kättesaadavus</w:t>
             </w:r>
           </w:p>
         </w:tc>
@@ -15457,7 +15457,7 @@
                 <w:i w:val="0"/>
                 <w:sz w:val="17"/>
               </w:rPr>
-              <w:t>API stabiilsus: versioonitud, etteteade 6 kuud</w:t>
+              <w:t>API stabiilsus: versioonitud, ühildumatutest muudatustest etteteade 6 kuud</w:t>
             </w:r>
           </w:p>
         </w:tc>
@@ -15843,7 +15843,7 @@
           <w:i w:val="0"/>
           <w:sz w:val="20"/>
         </w:rPr>
-        <w:t>Tehniline reegel, mida igaüks võib tasuta ja luba küsimata lugeda ning rakendada.</w:t>
+        <w:t>Tehniline reegel, mida igaüks võib tasuta ja ilma eriloata lugeda ning rakendada.</w:t>
       </w:r>
     </w:p>
     <w:p>
@@ -15931,7 +15931,7 @@
           <w:i w:val="0"/>
           <w:sz w:val="20"/>
         </w:rPr>
-        <w:t>Olukord, kus tarnija vahetamine on andmete, vormingute või tasude tõttu nii kulukas, et see on praktiliselt võimatu.</w:t>
+        <w:t>Olukord, kus andmete, vormingute või tasude maksumus teeb tarnija vahetamise praktiliselt võimatuks.</w:t>
       </w:r>
     </w:p>
     <w:p>
@@ -16124,7 +16124,7 @@
           <w:color w:val="5A5A6E"/>
           <w:sz w:val="17"/>
         </w:rPr>
-        <w:t>v9.0.6 · 2026-09-18</w:t>
+        <w:t>v9.0.7 · 2026-09-19</w:t>
       </w:r>
     </w:p>
     <w:sectPr>
@@ -16152,7 +16152,7 @@
         <w:color w:val="5A5A6E"/>
         <w:sz w:val="16"/>
       </w:rPr>
-      <w:t xml:space="preserve">Hankekontroll-leht vähimate koostalitlus- mehhanismide (MIMide) abil · MIMs Plus 9.0 · v9.0.6 · 2026-09-18  ·  </w:t>
+      <w:t xml:space="preserve">Hankekontroll-leht vähimate koostalitlus- mehhanismide (MIMide) põhjal · MIMs Plus 9.0 · v9.0.7 · 2026-09-19  ·  </w:t>
     </w:r>
     <w:fldSimple w:instr="PAGE"/>
   </w:p>
